--- a/projects/valuepickr-open-screen/docs/Bajaj Consumer Care.docx
+++ b/projects/valuepickr-open-screen/docs/Bajaj Consumer Care.docx
@@ -287,6 +287,62 @@
         <w:spacing w:after="120" w:before="280"/>
       </w:pPr>
       <w:r>
+        <w:t xml:space="preserve">Trusted-User Signals (Ongoing)</w:t>
+      </w:r>
+    </w:p>
+    <w:p>
+      <w:pPr>
+        <w:spacing w:after="120"/>
+      </w:pPr>
+      <w:r>
+        <w:rPr>
+          <w:i/>
+          <w:iCs/>
+          <w:color w:val="666666"/>
+          <w:sz w:val="18"/>
+          <w:szCs w:val="18"/>
+        </w:rPr>
+        <w:t xml:space="preserve">Every time a trusted user expresses clear conviction on this stock, most recent first — this section accumulates over time, it isn't a one-time snapshot.</w:t>
+      </w:r>
+    </w:p>
+    <w:p>
+      <w:pPr>
+        <w:spacing w:after="100"/>
+      </w:pPr>
+      <w:r>
+        <w:rPr>
+          <w:b/>
+          <w:bCs/>
+          <w:sz w:val="20"/>
+          <w:szCs w:val="20"/>
+        </w:rPr>
+        <w:t xml:space="preserve">2026-09-02 — Vivek_6954</w:t>
+      </w:r>
+      <w:r>
+        <w:rPr>
+          <w:i/>
+          <w:iCs/>
+          <w:color w:val="666666"/>
+          <w:sz w:val="18"/>
+          <w:szCs w:val="18"/>
+        </w:rPr>
+        <w:t xml:space="preserve"> (Vivek Gautam Portfolio)</w:t>
+      </w:r>
+      <w:r>
+        <w:rPr>
+          <w:sz w:val="20"/>
+          <w:szCs w:val="20"/>
+        </w:rPr>
+        <w:br/>
+        <w:t xml:space="preserve">: "As such was lucky in exiting recently kernex and bajaj corp post seeming good nos and switching to cos which came with good nos or pyramiding in existing stocks." (post #1245) — no prior logged Vivek_6954 conviction entry found for this stock to supersede; recorded as a fresh exit signal.</w:t>
+      </w:r>
+    </w:p>
+    <w:p>
+      <w:pPr>
+        <w:pStyle w:val="Heading1"/>
+        <w:spacing w:after="120" w:before="280"/>
+      </w:pPr>
+      <w:r>
         <w:t xml:space="preserve">BSE Corporate Actions / Other Red Flags</w:t>
       </w:r>
     </w:p>
@@ -462,6 +518,34 @@
           <w:szCs w:val="24"/>
         </w:rPr>
         <w:t xml:space="preserve">neither</w:t>
+      </w:r>
+    </w:p>
+    <w:p>
+      <w:pPr>
+        <w:spacing w:after="120"/>
+      </w:pPr>
+      <w:r>
+        <w:rPr>
+          <w:color w:val="666666"/>
+          <w:sz w:val="20"/>
+          <w:szCs w:val="20"/>
+        </w:rPr>
+        <w:t xml:space="preserve">4-box gate — tailwind: no · TAM: no · moat: weak · valuation: no  (score 0.5 / 4)</w:t>
+      </w:r>
+    </w:p>
+    <w:p>
+      <w:pPr>
+        <w:spacing w:after="120"/>
+      </w:pPr>
+      <w:r>
+        <w:rPr>
+          <w:i/>
+          <w:iCs/>
+          <w:color w:val="666666"/>
+          <w:sz w:val="20"/>
+          <w:szCs w:val="20"/>
+        </w:rPr>
+        <w:t xml:space="preserve">FMCG legacy hair-oil category explicitly can't sustain 10x-required growth (tailwind no); single-category concentration limits tam (no); 34% ROCE implies some brand pricing power but no explicit moat detailed (weak); a confirmed 111% 1yr rally already reflects the good news — valuation no.</w:t>
       </w:r>
     </w:p>
     <w:p>
